--- a/example/result/e41_use_css_in_html.docx
+++ b/example/result/e41_use_css_in_html.docx
@@ -17,7 +17,7 @@
     </w:p>
     <w:p>
       <w:r>
-        <w:t>Die CSS-Datei liegt unter example/css/ und wird per Raw-URL von Bitbucket eingebunden. Die Ausgabe ist auf Deutsch; lang="de" steht im erzeugten &lt;html&gt;-Tag.</w:t>
+        <w:t>Die CSS-Datei liegt unter example/css/ und wird per relativem Pfad eingebunden (für lokale Anzeige). Die Ausgabe ist auf Deutsch; lang="de" steht im erzeugten &lt;html&gt;-Tag.</w:t>
       </w:r>
     </w:p>
     <w:sectPr>
